--- a/zhs/docx/072.content.docx
+++ b/zhs/docx/072.content.docx
@@ -19,7 +19,7 @@
         <w:rPr>
           <w:lang w:val="zh_CN" w:bidi="zh_CN"/>
         </w:rPr>
-        <w:t>Resource: 关键词 (SRV)</w:t>
+        <w:t>Resource: Familiarization, Internalization, Articulation (Fia) Terms</w:t>
       </w:r>
       <w:r>
         <w:rPr>
@@ -39,42 +39,61 @@
           <w:b/>
           <w:lang w:val="zh_CN" w:bidi="zh_CN"/>
         </w:rPr>
-        <w:t>Familiarization, Internalization, Articulation (FIA) Key Terms</w:t>
-      </w:r>
-      <w:r>
-        <w:rPr>
-          <w:lang w:val="zh_CN" w:bidi="zh_CN"/>
-        </w:rPr>
-        <w:t xml:space="preserve"> © 2023 SRV Partners Released under CC BY-SA 4.0 license. </w:t>
-      </w:r>
-      <w:r>
-        <w:rPr>
-          <w:lang w:val="zh_CN" w:bidi="zh_CN"/>
-        </w:rPr>
-        <w:t>Familiarization, Internalization, Articulation (FIA) Key Terms</w:t>
-      </w:r>
-      <w:r>
-        <w:rPr>
-          <w:lang w:val="zh_CN" w:bidi="zh_CN"/>
-        </w:rPr>
-        <w:t xml:space="preserve"> has been adapted in the following languages Tok Pisin, عربي, Français, हिंदी, Bahasa Indonesia, Português, Русский, Español, Kiswahili, 简体中文 from </w:t>
-      </w:r>
-      <w:r>
-        <w:rPr>
-          <w:lang w:val="zh_CN" w:bidi="zh_CN"/>
-        </w:rPr>
-        <w:t>Familiarization, Internalization, Articulation (FIA)</w:t>
-      </w:r>
-      <w:r>
-        <w:rPr>
-          <w:lang w:val="zh_CN" w:bidi="zh_CN"/>
-        </w:rPr>
-        <w:t xml:space="preserve"> © 2023 SRV Partners. Released under CC BY-SA 4.0 license by Mission Mutual</w:t>
-      </w:r>
-      <w:r>
-        <w:rPr>
-          <w:lang w:val="zh_CN" w:bidi="zh_CN"/>
-        </w:rPr>
+        <w:t>Familiarization, Internalization, Articulation (Fia) Terms</w:t>
+      </w:r>
+      <w:r>
+        <w:rPr>
+          <w:lang w:val="zh_CN" w:bidi="zh_CN"/>
+        </w:rPr>
+        <w:t xml:space="preserve"> (Chinese (Simplified)) is based on: </w:t>
+      </w:r>
+      <w:r>
+        <w:rPr>
+          <w:lang w:val="zh_CN" w:bidi="zh_CN"/>
+        </w:rPr>
+        <w:t>Familiarization, Internalization, Articulation (Fia) Terms</w:t>
+      </w:r>
+      <w:r>
+        <w:rPr>
+          <w:lang w:val="zh_CN" w:bidi="zh_CN"/>
+        </w:rPr>
+        <w:t xml:space="preserve">, </w:t>
+      </w:r>
+      <w:hyperlink r:id="rId13">
+        <w:r>
+          <w:rPr>
+            <w:lang w:val="zh_CN" w:bidi="zh_CN"/>
+          </w:rPr>
+          <w:rPr>
+            <w:color w:val="0000EE"/>
+            <w:u w:val="single"/>
+          </w:rPr>
+          <w:t>SRV Partners</w:t>
+        </w:r>
+      </w:hyperlink>
+      <w:r>
+        <w:rPr>
+          <w:lang w:val="zh_CN" w:bidi="zh_CN"/>
+        </w:rPr>
+        <w:t xml:space="preserve">, 2023, which is licensed under a </w:t>
+      </w:r>
+      <w:hyperlink r:id="rId14">
+        <w:r>
+          <w:rPr>
+            <w:lang w:val="zh_CN" w:bidi="zh_CN"/>
+          </w:rPr>
+          <w:rPr>
+            <w:color w:val="0000EE"/>
+            <w:u w:val="single"/>
+          </w:rPr>
+          <w:t>CC BY-SA 4.0 license</w:t>
+        </w:r>
+      </w:hyperlink>
+      <w:r>
+        <w:rPr>
+          <w:lang w:val="zh_CN" w:bidi="zh_CN"/>
+        </w:rPr>
+        <w:t>.</w:t>
       </w:r>
       <w:r>
         <w:rPr>
@@ -83,6 +102,30 @@
       </w:r>
     </w:p>
     <w:p>
+      <w:pPr/>
+      <w:r>
+        <w:rPr>
+          <w:lang w:val="zh_CN" w:bidi="zh_CN"/>
+        </w:rPr>
+      </w:r>
+      <w:r>
+        <w:rPr>
+          <w:lang w:val="zh_CN" w:bidi="zh_CN"/>
+        </w:rPr>
+        <w:t>This PDF version is provided under the same license.</w:t>
+      </w:r>
+      <w:r>
+        <w:rPr>
+          <w:lang w:val="zh_CN" w:bidi="zh_CN"/>
+        </w:rPr>
+      </w:r>
+      <w:r>
+        <w:rPr>
+          <w:lang w:val="zh_CN" w:bidi="zh_CN"/>
+        </w:rPr>
+      </w:r>
+    </w:p>
+    <w:p>
       <w:pPr>
         <w:pStyle w:val="Heading1"/>
       </w:pPr>
@@ -90,7 +133,7 @@
         <w:rPr>
           <w:lang w:val="zh_CN" w:bidi="zh_CN"/>
         </w:rPr>
-        <w:t>关键词 (SRV)</w:t>
+        <w:t>Familiarization, Internalization, Articulation (Fia) Terms</w:t>
       </w:r>
     </w:p>
     <w:p>
@@ -224,24 +267,36 @@
         </w:rPr>
         <w:t>。希腊是位于我们现在称为欧洲地区南部的国家。在基督诞生前的几百年，希腊是当地最强大的</w:t>
       </w:r>
-      <w:r>
-        <w:rPr>
-          <w:lang w:val="zh_CN" w:bidi="zh_CN"/>
-        </w:rPr>
-        <w:t>国</w:t>
-      </w:r>
+      <w:hyperlink r:id="rId15">
+        <w:r>
+          <w:rPr>
+            <w:lang w:val="zh_CN" w:bidi="zh_CN"/>
+          </w:rPr>
+          <w:rPr>
+            <w:color w:val="0000EE"/>
+            <w:u w:val="single"/>
+          </w:rPr>
+          <w:t>国</w:t>
+        </w:r>
+      </w:hyperlink>
       <w:r>
         <w:rPr>
           <w:lang w:val="zh_CN" w:bidi="zh_CN"/>
         </w:rPr>
         <w:t>，希腊人统治著非常广大的领土。这片领土也包括</w:t>
       </w:r>
-      <w:r>
-        <w:rPr>
-          <w:lang w:val="zh_CN" w:bidi="zh_CN"/>
-        </w:rPr>
-        <w:t>以色列</w:t>
-      </w:r>
+      <w:hyperlink r:id="rId16">
+        <w:r>
+          <w:rPr>
+            <w:lang w:val="zh_CN" w:bidi="zh_CN"/>
+          </w:rPr>
+          <w:rPr>
+            <w:color w:val="0000EE"/>
+            <w:u w:val="single"/>
+          </w:rPr>
+          <w:t>以色列</w:t>
+        </w:r>
+      </w:hyperlink>
       <w:r>
         <w:rPr>
           <w:lang w:val="zh_CN" w:bidi="zh_CN"/>
@@ -262,24 +317,36 @@
         </w:rPr>
         <w:t>希腊文化对其它国家产生了很大的影响。许多人采用了希腊的习俗，并开始说希腊语。有些人甚至</w:t>
       </w:r>
-      <w:r>
-        <w:rPr>
-          <w:lang w:val="zh_CN" w:bidi="zh_CN"/>
-        </w:rPr>
-        <w:t>敬拜</w:t>
-      </w:r>
+      <w:hyperlink r:id="rId17">
+        <w:r>
+          <w:rPr>
+            <w:lang w:val="zh_CN" w:bidi="zh_CN"/>
+          </w:rPr>
+          <w:rPr>
+            <w:color w:val="0000EE"/>
+            <w:u w:val="single"/>
+          </w:rPr>
+          <w:t>敬拜</w:t>
+        </w:r>
+      </w:hyperlink>
       <w:r>
         <w:rPr>
           <w:lang w:val="zh_CN" w:bidi="zh_CN"/>
         </w:rPr>
         <w:t>希腊神明。在那段时间，甚至许多</w:t>
       </w:r>
-      <w:r>
-        <w:rPr>
-          <w:lang w:val="zh_CN" w:bidi="zh_CN"/>
-        </w:rPr>
-        <w:t>犹太人</w:t>
-      </w:r>
+      <w:hyperlink r:id="rId18">
+        <w:r>
+          <w:rPr>
+            <w:lang w:val="zh_CN" w:bidi="zh_CN"/>
+          </w:rPr>
+          <w:rPr>
+            <w:color w:val="0000EE"/>
+            <w:u w:val="single"/>
+          </w:rPr>
+          <w:t>犹太人</w:t>
+        </w:r>
+      </w:hyperlink>
       <w:r>
         <w:rPr>
           <w:lang w:val="zh_CN" w:bidi="zh_CN"/>
@@ -328,24 +395,36 @@
         </w:rPr>
         <w:t>因此，在新约圣经中，希腊人一词可以指属于希腊这个国家的人，也可以指采用希腊文化和语言的人。一个好的犹太人不会接受希腊文化，因为希腊文化涉及</w:t>
       </w:r>
-      <w:r>
-        <w:rPr>
-          <w:lang w:val="zh_CN" w:bidi="zh_CN"/>
-        </w:rPr>
-        <w:t>偶像</w:t>
-      </w:r>
+      <w:hyperlink r:id="rId19">
+        <w:r>
+          <w:rPr>
+            <w:lang w:val="zh_CN" w:bidi="zh_CN"/>
+          </w:rPr>
+          <w:rPr>
+            <w:color w:val="0000EE"/>
+            <w:u w:val="single"/>
+          </w:rPr>
+          <w:t>偶像</w:t>
+        </w:r>
+      </w:hyperlink>
       <w:r>
         <w:rPr>
           <w:lang w:val="zh_CN" w:bidi="zh_CN"/>
         </w:rPr>
         <w:t>崇拜，因此希腊文这个词开始被用来表示"任何非犹太人"。在这个意义上，"希腊人"一词有时可以与</w:t>
       </w:r>
-      <w:r>
-        <w:rPr>
-          <w:lang w:val="zh_CN" w:bidi="zh_CN"/>
-        </w:rPr>
-        <w:t>外邦人</w:t>
-      </w:r>
+      <w:hyperlink r:id="rId20">
+        <w:r>
+          <w:rPr>
+            <w:lang w:val="zh_CN" w:bidi="zh_CN"/>
+          </w:rPr>
+          <w:rPr>
+            <w:color w:val="0000EE"/>
+            <w:u w:val="single"/>
+          </w:rPr>
+          <w:t>外邦人</w:t>
+        </w:r>
+      </w:hyperlink>
       <w:r>
         <w:rPr>
           <w:lang w:val="zh_CN" w:bidi="zh_CN"/>
@@ -379,12 +458,23 @@
         <w:rPr>
           <w:lang w:val="zh_CN" w:bidi="zh_CN"/>
         </w:rPr>
-        <w:t>希律党人</w:t>
-      </w:r>
-      <w:r>
-        <w:rPr>
-          <w:lang w:val="zh_CN" w:bidi="zh_CN"/>
-        </w:rPr>
+        <w:t>希腊人</w:t>
+      </w:r>
+      <w:r>
+        <w:rPr>
+          <w:lang w:val="zh_CN" w:bidi="zh_CN"/>
+        </w:rPr>
+      </w:r>
+    </w:p>
+    <w:p>
+      <w:pPr>
+        <w:pStyle w:val="Heading4"/>
+      </w:pPr>
+      <w:r>
+        <w:rPr>
+          <w:lang w:val="zh_CN" w:bidi="zh_CN"/>
+        </w:rPr>
+        <w:t>Audio Content</w:t>
       </w:r>
     </w:p>
     <w:p>
@@ -394,36 +484,23 @@
           <w:lang w:val="zh_CN" w:bidi="zh_CN"/>
         </w:rPr>
       </w:r>
-      <w:r>
-        <w:rPr>
-          <w:lang w:val="zh_CN" w:bidi="zh_CN"/>
-        </w:rPr>
-        <w:t>在新约中，</w:t>
-      </w:r>
-      <w:r>
-        <w:rPr>
-          <w:b/>
-          <w:lang w:val="zh_CN" w:bidi="zh_CN"/>
-        </w:rPr>
-        <w:t>希律党人</w:t>
-      </w:r>
-      <w:r>
-        <w:rPr>
-          <w:lang w:val="zh_CN" w:bidi="zh_CN"/>
-        </w:rPr>
-        <w:t>这个词表示一群支持希律党家族的统治的人，这表示希律王、他的儿子希律和他的孙子希律。 罗马政府任命了这些统治者，所以希律党人也支持罗马政府。 从这个角度看，他们是</w:t>
-      </w:r>
-      <w:r>
-        <w:rPr>
-          <w:lang w:val="zh_CN" w:bidi="zh_CN"/>
-        </w:rPr>
-        <w:t>法利赛人</w:t>
-      </w:r>
-      <w:r>
-        <w:rPr>
-          <w:lang w:val="zh_CN" w:bidi="zh_CN"/>
-        </w:rPr>
-        <w:t>的对立面，法利赛人是一群反对罗马统治的宗教教师。 然而，法利赛人和希律党人一起反对耶稣。</w:t>
+      <w:hyperlink r:id="rId21">
+        <w:r>
+          <w:rPr>
+            <w:lang w:val="zh_CN" w:bidi="zh_CN"/>
+          </w:rPr>
+          <w:rPr>
+            <w:color w:val="0000EE"/>
+            <w:u w:val="single"/>
+          </w:rPr>
+          <w:t>mp3 file</w:t>
+        </w:r>
+      </w:hyperlink>
+      <w:r>
+        <w:rPr>
+          <w:lang w:val="zh_CN" w:bidi="zh_CN"/>
+        </w:rPr>
+        <w:t xml:space="preserve"> (None KB)</w:t>
       </w:r>
       <w:r>
         <w:rPr>
@@ -452,7 +529,7 @@
         <w:rPr>
           <w:lang w:val="zh_CN" w:bidi="zh_CN"/>
         </w:rPr>
-        <w:t>洗礼</w:t>
+        <w:t>希律党人</w:t>
       </w:r>
       <w:r>
         <w:rPr>
@@ -471,20 +548,48 @@
         <w:rPr>
           <w:lang w:val="zh_CN" w:bidi="zh_CN"/>
         </w:rPr>
-        <w:t>给某人或某物</w:t>
+        <w:t>在新约中，</w:t>
       </w:r>
       <w:r>
         <w:rPr>
           <w:b/>
           <w:lang w:val="zh_CN" w:bidi="zh_CN"/>
         </w:rPr>
-        <w:t>施洗</w:t>
-      </w:r>
-      <w:r>
-        <w:rPr>
-          <w:lang w:val="zh_CN" w:bidi="zh_CN"/>
-        </w:rPr>
-        <w:t>，意味着将其浸入水中以清洗它。 它来自希腊文baptizo一词。</w:t>
+        <w:t>希律党人</w:t>
+      </w:r>
+      <w:r>
+        <w:rPr>
+          <w:lang w:val="zh_CN" w:bidi="zh_CN"/>
+        </w:rPr>
+        <w:t>这个词表示一群支持希律党家族的统治的人，这表示希律王、他的儿子希律和他的孙子希律。 罗马政府任命了这些统治者，所以希律党人也支持罗马政府。 从这个角度看，他们是</w:t>
+      </w:r>
+      <w:hyperlink r:id="rId22">
+        <w:r>
+          <w:rPr>
+            <w:lang w:val="zh_CN" w:bidi="zh_CN"/>
+          </w:rPr>
+          <w:rPr>
+            <w:color w:val="0000EE"/>
+            <w:u w:val="single"/>
+          </w:rPr>
+          <w:t>法利赛人</w:t>
+        </w:r>
+      </w:hyperlink>
+      <w:r>
+        <w:rPr>
+          <w:lang w:val="zh_CN" w:bidi="zh_CN"/>
+        </w:rPr>
+        <w:t>的对立面，法利赛人是一群反对罗马统治的宗教教师。 然而，法利赛人和希律党人一起反对耶稣。</w:t>
+      </w:r>
+      <w:r>
+        <w:rPr>
+          <w:lang w:val="zh_CN" w:bidi="zh_CN"/>
+        </w:rPr>
+      </w:r>
+      <w:r>
+        <w:rPr>
+          <w:lang w:val="zh_CN" w:bidi="zh_CN"/>
+        </w:rPr>
       </w:r>
     </w:p>
     <w:p>
@@ -494,53 +599,32 @@
           <w:lang w:val="zh_CN" w:bidi="zh_CN"/>
         </w:rPr>
       </w:r>
-      <w:r>
-        <w:rPr>
-          <w:lang w:val="zh_CN" w:bidi="zh_CN"/>
-        </w:rPr>
-        <w:t>这个词具有特殊的宗教含义。在旧约中，</w:t>
-      </w:r>
-      <w:r>
-        <w:rPr>
-          <w:lang w:val="zh_CN" w:bidi="zh_CN"/>
-        </w:rPr>
-        <w:t>犹太</w:t>
-      </w:r>
-      <w:r>
-        <w:rPr>
-          <w:lang w:val="zh_CN" w:bidi="zh_CN"/>
-        </w:rPr>
-        <w:t>祭司</w:t>
-      </w:r>
-      <w:r>
-        <w:rPr>
-          <w:lang w:val="zh_CN" w:bidi="zh_CN"/>
-        </w:rPr>
-        <w:t>在神的</w:t>
-      </w:r>
-      <w:r>
-        <w:rPr>
-          <w:lang w:val="zh_CN" w:bidi="zh_CN"/>
-        </w:rPr>
-        <w:t>圣殿</w:t>
-      </w:r>
-      <w:r>
-        <w:rPr>
-          <w:lang w:val="zh_CN" w:bidi="zh_CN"/>
-        </w:rPr>
-        <w:t>中工作之前，会先为自己施洗。这使他们"</w:t>
-      </w:r>
-      <w:r>
-        <w:rPr>
-          <w:lang w:val="zh_CN" w:bidi="zh_CN"/>
-        </w:rPr>
-        <w:t>洁净</w:t>
-      </w:r>
-      <w:r>
-        <w:rPr>
-          <w:lang w:val="zh_CN" w:bidi="zh_CN"/>
-        </w:rPr>
-        <w:t>"，使他们可以靠近神。</w:t>
+    </w:p>
+    <w:p>
+      <w:pPr>
+        <w:pStyle w:val="Heading2"/>
+      </w:pPr>
+      <w:r>
+        <w:rPr>
+          <w:lang w:val="zh_CN" w:bidi="zh_CN"/>
+        </w:rPr>
+        <w:t>希律党人</w:t>
+      </w:r>
+      <w:r>
+        <w:rPr>
+          <w:lang w:val="zh_CN" w:bidi="zh_CN"/>
+        </w:rPr>
+      </w:r>
+    </w:p>
+    <w:p>
+      <w:pPr>
+        <w:pStyle w:val="Heading4"/>
+      </w:pPr>
+      <w:r>
+        <w:rPr>
+          <w:lang w:val="zh_CN" w:bidi="zh_CN"/>
+        </w:rPr>
+        <w:t>Audio Content</w:t>
       </w:r>
     </w:p>
     <w:p>
@@ -550,11 +634,33 @@
           <w:lang w:val="zh_CN" w:bidi="zh_CN"/>
         </w:rPr>
       </w:r>
-      <w:r>
-        <w:rPr>
-          <w:lang w:val="zh_CN" w:bidi="zh_CN"/>
-        </w:rPr>
-        <w:t>当非犹太人想要跟随神时，他们可以受洗。之后，他们会被接纳为神的子民。我们没有在旧约中听过这个习俗，但我们从其它犹太人历史的书卷中可以得知。</w:t>
+      <w:hyperlink r:id="rId21">
+        <w:r>
+          <w:rPr>
+            <w:lang w:val="zh_CN" w:bidi="zh_CN"/>
+          </w:rPr>
+          <w:rPr>
+            <w:color w:val="0000EE"/>
+            <w:u w:val="single"/>
+          </w:rPr>
+          <w:t>mp3 file</w:t>
+        </w:r>
+      </w:hyperlink>
+      <w:r>
+        <w:rPr>
+          <w:lang w:val="zh_CN" w:bidi="zh_CN"/>
+        </w:rPr>
+        <w:t xml:space="preserve"> (None KB)</w:t>
+      </w:r>
+      <w:r>
+        <w:rPr>
+          <w:lang w:val="zh_CN" w:bidi="zh_CN"/>
+        </w:rPr>
+      </w:r>
+      <w:r>
+        <w:rPr>
+          <w:lang w:val="zh_CN" w:bidi="zh_CN"/>
+        </w:rPr>
       </w:r>
     </w:p>
     <w:p>
@@ -564,35 +670,21 @@
           <w:lang w:val="zh_CN" w:bidi="zh_CN"/>
         </w:rPr>
       </w:r>
-      <w:r>
-        <w:rPr>
-          <w:lang w:val="zh_CN" w:bidi="zh_CN"/>
-        </w:rPr>
-        <w:t>当</w:t>
-      </w:r>
-      <w:r>
-        <w:rPr>
-          <w:lang w:val="zh_CN" w:bidi="zh_CN"/>
-        </w:rPr>
-        <w:t>施洗约翰</w:t>
-      </w:r>
-      <w:r>
-        <w:rPr>
-          <w:lang w:val="zh_CN" w:bidi="zh_CN"/>
-        </w:rPr>
-        <w:t>来时，他做了一件新事，告诉所有的人他们都应该受洗。生为犹太人并不足以成为神的子民！所有人都需要</w:t>
-      </w:r>
-      <w:r>
-        <w:rPr>
-          <w:lang w:val="zh_CN" w:bidi="zh_CN"/>
-        </w:rPr>
-        <w:t>悔改</w:t>
-      </w:r>
-      <w:r>
-        <w:rPr>
-          <w:lang w:val="zh_CN" w:bidi="zh_CN"/>
-        </w:rPr>
-        <w:t>，为他们所做的坏事道歉。他们需要转离旧的生活，开始一个新的生活方式。他们应该开始顺服神！</w:t>
+    </w:p>
+    <w:p>
+      <w:pPr>
+        <w:pStyle w:val="Heading2"/>
+      </w:pPr>
+      <w:r>
+        <w:rPr>
+          <w:lang w:val="zh_CN" w:bidi="zh_CN"/>
+        </w:rPr>
+        <w:t>洗礼</w:t>
+      </w:r>
+      <w:r>
+        <w:rPr>
+          <w:lang w:val="zh_CN" w:bidi="zh_CN"/>
+        </w:rPr>
       </w:r>
     </w:p>
     <w:p>
@@ -606,55 +698,20 @@
         <w:rPr>
           <w:lang w:val="zh_CN" w:bidi="zh_CN"/>
         </w:rPr>
-        <w:t>就在耶稣回到</w:t>
-      </w:r>
-      <w:r>
-        <w:rPr>
-          <w:lang w:val="zh_CN" w:bidi="zh_CN"/>
-        </w:rPr>
-        <w:t>天上</w:t>
-      </w:r>
-      <w:r>
-        <w:rPr>
-          <w:lang w:val="zh_CN" w:bidi="zh_CN"/>
-        </w:rPr>
-        <w:t>之前，祂告诉祂的</w:t>
-      </w:r>
-      <w:r>
-        <w:rPr>
-          <w:lang w:val="zh_CN" w:bidi="zh_CN"/>
-        </w:rPr>
-        <w:t>门徒</w:t>
-      </w:r>
-      <w:r>
-        <w:rPr>
-          <w:lang w:val="zh_CN" w:bidi="zh_CN"/>
-        </w:rPr>
-        <w:t>们要去告诉各地的人，耶稣拥有高于一切之上</w:t>
-      </w:r>
-      <w:r>
-        <w:rPr>
-          <w:lang w:val="zh_CN" w:bidi="zh_CN"/>
-        </w:rPr>
-        <w:t>权柄</w:t>
-      </w:r>
-      <w:r>
-        <w:rPr>
-          <w:lang w:val="zh_CN" w:bidi="zh_CN"/>
-        </w:rPr>
-        <w:t>。耶稣告诉他们要使所有人都成为耶稣的门徒，并奉父、子、</w:t>
-      </w:r>
-      <w:r>
-        <w:rPr>
-          <w:lang w:val="zh_CN" w:bidi="zh_CN"/>
-        </w:rPr>
-        <w:t>圣灵</w:t>
-      </w:r>
-      <w:r>
-        <w:rPr>
-          <w:lang w:val="zh_CN" w:bidi="zh_CN"/>
-        </w:rPr>
-        <w:t>的名给他们施洗。</w:t>
+        <w:t>给某人或某物</w:t>
+      </w:r>
+      <w:r>
+        <w:rPr>
+          <w:b/>
+          <w:lang w:val="zh_CN" w:bidi="zh_CN"/>
+        </w:rPr>
+        <w:t>施洗</w:t>
+      </w:r>
+      <w:r>
+        <w:rPr>
+          <w:lang w:val="zh_CN" w:bidi="zh_CN"/>
+        </w:rPr>
+        <w:t>，意味着将其浸入水中以清洗它。 它来自希腊文baptizo一词。</w:t>
       </w:r>
     </w:p>
     <w:p>
@@ -668,31 +725,73 @@
         <w:rPr>
           <w:lang w:val="zh_CN" w:bidi="zh_CN"/>
         </w:rPr>
-        <w:t>所以，从那时候开始，我们看到人们在一开始</w:t>
-      </w:r>
-      <w:r>
-        <w:rPr>
-          <w:lang w:val="zh_CN" w:bidi="zh_CN"/>
-        </w:rPr>
-        <w:t>相信</w:t>
-      </w:r>
-      <w:r>
-        <w:rPr>
-          <w:lang w:val="zh_CN" w:bidi="zh_CN"/>
-        </w:rPr>
-        <w:t>耶稣的时候，就接受洗礼。洗礼是他们悔改和需要得到</w:t>
-      </w:r>
-      <w:r>
-        <w:rPr>
-          <w:lang w:val="zh_CN" w:bidi="zh_CN"/>
-        </w:rPr>
-        <w:t>饶恕</w:t>
-      </w:r>
-      <w:r>
-        <w:rPr>
-          <w:lang w:val="zh_CN" w:bidi="zh_CN"/>
-        </w:rPr>
-        <w:t>的记号。但这也是表明他们现在属于耶稣并愿意跟随祂的记号。</w:t>
+        <w:t>这个词具有特殊的宗教含义。在旧约中，</w:t>
+      </w:r>
+      <w:hyperlink r:id="rId18">
+        <w:r>
+          <w:rPr>
+            <w:lang w:val="zh_CN" w:bidi="zh_CN"/>
+          </w:rPr>
+          <w:rPr>
+            <w:color w:val="0000EE"/>
+            <w:u w:val="single"/>
+          </w:rPr>
+          <w:t>犹太</w:t>
+        </w:r>
+      </w:hyperlink>
+      <w:hyperlink r:id="rId23">
+        <w:r>
+          <w:rPr>
+            <w:lang w:val="zh_CN" w:bidi="zh_CN"/>
+          </w:rPr>
+          <w:rPr>
+            <w:color w:val="0000EE"/>
+            <w:u w:val="single"/>
+          </w:rPr>
+          <w:t>祭司</w:t>
+        </w:r>
+      </w:hyperlink>
+      <w:r>
+        <w:rPr>
+          <w:lang w:val="zh_CN" w:bidi="zh_CN"/>
+        </w:rPr>
+        <w:t>在神的</w:t>
+      </w:r>
+      <w:hyperlink r:id="rId24">
+        <w:r>
+          <w:rPr>
+            <w:lang w:val="zh_CN" w:bidi="zh_CN"/>
+          </w:rPr>
+          <w:rPr>
+            <w:color w:val="0000EE"/>
+            <w:u w:val="single"/>
+          </w:rPr>
+          <w:t>圣殿</w:t>
+        </w:r>
+      </w:hyperlink>
+      <w:r>
+        <w:rPr>
+          <w:lang w:val="zh_CN" w:bidi="zh_CN"/>
+        </w:rPr>
+        <w:t>中工作之前，会先为自己施洗。这使他们"</w:t>
+      </w:r>
+      <w:hyperlink r:id="rId25">
+        <w:r>
+          <w:rPr>
+            <w:lang w:val="zh_CN" w:bidi="zh_CN"/>
+          </w:rPr>
+          <w:rPr>
+            <w:color w:val="0000EE"/>
+            <w:u w:val="single"/>
+          </w:rPr>
+          <w:t>洁净</w:t>
+        </w:r>
+      </w:hyperlink>
+      <w:r>
+        <w:rPr>
+          <w:lang w:val="zh_CN" w:bidi="zh_CN"/>
+        </w:rPr>
+        <w:t>"，使他们可以靠近神。</w:t>
       </w:r>
     </w:p>
     <w:p>
@@ -706,19 +805,7 @@
         <w:rPr>
           <w:lang w:val="zh_CN" w:bidi="zh_CN"/>
         </w:rPr>
-        <w:t>保罗在他的书信中解释说，当我们受洗时，就好像我们死了，然后又复活了。我们进入水中时是死，从水中上来时是复活。这是一个象征，表明我们的旧生命已经死了。我们现在拥有新生命，因为我们属于耶稣。耶稣为我们而死，并从死里复活。当我们受洗时，我们接受耶稣为我们死，并且我们成为新人，因为神赦免了我们。正如水能洗净我们身体上的污秽一样，耶稣也"洗净"了我们的</w:t>
-      </w:r>
-      <w:r>
-        <w:rPr>
-          <w:lang w:val="zh_CN" w:bidi="zh_CN"/>
-        </w:rPr>
-        <w:t>罪</w:t>
-      </w:r>
-      <w:r>
-        <w:rPr>
-          <w:lang w:val="zh_CN" w:bidi="zh_CN"/>
-        </w:rPr>
-        <w:t>。现在我们可以来亲近神了！</w:t>
+        <w:t>当非犹太人想要跟随神时，他们可以受洗。之后，他们会被接纳为神的子民。我们没有在旧约中听过这个习俗，但我们从其它犹太人历史的书卷中可以得知。</w:t>
       </w:r>
     </w:p>
     <w:p>
@@ -732,7 +819,43 @@
         <w:rPr>
           <w:lang w:val="zh_CN" w:bidi="zh_CN"/>
         </w:rPr>
-        <w:t>洗礼仪式是一件只需要做一次的事情。</w:t>
+        <w:t>当</w:t>
+      </w:r>
+      <w:hyperlink r:id="rId26">
+        <w:r>
+          <w:rPr>
+            <w:lang w:val="zh_CN" w:bidi="zh_CN"/>
+          </w:rPr>
+          <w:rPr>
+            <w:color w:val="0000EE"/>
+            <w:u w:val="single"/>
+          </w:rPr>
+          <w:t>施洗约翰</w:t>
+        </w:r>
+      </w:hyperlink>
+      <w:r>
+        <w:rPr>
+          <w:lang w:val="zh_CN" w:bidi="zh_CN"/>
+        </w:rPr>
+        <w:t>来时，他做了一件新事，告诉所有的人他们都应该受洗。生为犹太人并不足以成为神的子民！所有人都需要</w:t>
+      </w:r>
+      <w:hyperlink r:id="rId27">
+        <w:r>
+          <w:rPr>
+            <w:lang w:val="zh_CN" w:bidi="zh_CN"/>
+          </w:rPr>
+          <w:rPr>
+            <w:color w:val="0000EE"/>
+            <w:u w:val="single"/>
+          </w:rPr>
+          <w:t>悔改</w:t>
+        </w:r>
+      </w:hyperlink>
+      <w:r>
+        <w:rPr>
+          <w:lang w:val="zh_CN" w:bidi="zh_CN"/>
+        </w:rPr>
+        <w:t>，为他们所做的坏事道歉。他们需要转离旧的生活，开始一个新的生活方式。他们应该开始顺服神！</w:t>
       </w:r>
     </w:p>
     <w:p>
@@ -744,10 +867,81 @@
       </w:r>
       <w:r>
         <w:rPr>
-          <w:b/>
-          <w:lang w:val="zh_CN" w:bidi="zh_CN"/>
-        </w:rPr>
-        <w:t>当你翻译洗礼时，要注意以下几个事项：</w:t>
+          <w:lang w:val="zh_CN" w:bidi="zh_CN"/>
+        </w:rPr>
+        <w:t>就在耶稣回到</w:t>
+      </w:r>
+      <w:hyperlink r:id="rId28">
+        <w:r>
+          <w:rPr>
+            <w:lang w:val="zh_CN" w:bidi="zh_CN"/>
+          </w:rPr>
+          <w:rPr>
+            <w:color w:val="0000EE"/>
+            <w:u w:val="single"/>
+          </w:rPr>
+          <w:t>天上</w:t>
+        </w:r>
+      </w:hyperlink>
+      <w:r>
+        <w:rPr>
+          <w:lang w:val="zh_CN" w:bidi="zh_CN"/>
+        </w:rPr>
+        <w:t>之前，祂告诉祂的</w:t>
+      </w:r>
+      <w:hyperlink r:id="rId29">
+        <w:r>
+          <w:rPr>
+            <w:lang w:val="zh_CN" w:bidi="zh_CN"/>
+          </w:rPr>
+          <w:rPr>
+            <w:color w:val="0000EE"/>
+            <w:u w:val="single"/>
+          </w:rPr>
+          <w:t>门徒</w:t>
+        </w:r>
+      </w:hyperlink>
+      <w:r>
+        <w:rPr>
+          <w:lang w:val="zh_CN" w:bidi="zh_CN"/>
+        </w:rPr>
+        <w:t>们要去告诉各地的人，耶稣拥有高于一切之上</w:t>
+      </w:r>
+      <w:hyperlink r:id="rId30">
+        <w:r>
+          <w:rPr>
+            <w:lang w:val="zh_CN" w:bidi="zh_CN"/>
+          </w:rPr>
+          <w:rPr>
+            <w:color w:val="0000EE"/>
+            <w:u w:val="single"/>
+          </w:rPr>
+          <w:t>权柄</w:t>
+        </w:r>
+      </w:hyperlink>
+      <w:r>
+        <w:rPr>
+          <w:lang w:val="zh_CN" w:bidi="zh_CN"/>
+        </w:rPr>
+        <w:t>。耶稣告诉他们要使所有人都成为耶稣的门徒，并奉父、子、</w:t>
+      </w:r>
+      <w:hyperlink r:id="rId31">
+        <w:r>
+          <w:rPr>
+            <w:lang w:val="zh_CN" w:bidi="zh_CN"/>
+          </w:rPr>
+          <w:rPr>
+            <w:color w:val="0000EE"/>
+            <w:u w:val="single"/>
+          </w:rPr>
+          <w:t>圣灵</w:t>
+        </w:r>
+      </w:hyperlink>
+      <w:r>
+        <w:rPr>
+          <w:lang w:val="zh_CN" w:bidi="zh_CN"/>
+        </w:rPr>
+        <w:t>的名给他们施洗。</w:t>
       </w:r>
     </w:p>
     <w:p>
@@ -761,31 +955,43 @@
         <w:rPr>
           <w:lang w:val="zh_CN" w:bidi="zh_CN"/>
         </w:rPr>
-        <w:t>洗礼这个词，以及给某人施洗，可能会很难翻译。许多人使用的词听起来像</w:t>
-      </w:r>
-      <w:r>
-        <w:rPr>
-          <w:lang w:val="zh_CN" w:bidi="zh_CN"/>
-        </w:rPr>
-        <w:t>希腊文</w:t>
-      </w:r>
-      <w:r>
-        <w:rPr>
-          <w:lang w:val="zh_CN" w:bidi="zh_CN"/>
-        </w:rPr>
-        <w:t>的baptizo。新</w:t>
-      </w:r>
-      <w:r>
-        <w:rPr>
-          <w:lang w:val="zh_CN" w:bidi="zh_CN"/>
-        </w:rPr>
-        <w:t>信徒</w:t>
-      </w:r>
-      <w:r>
-        <w:rPr>
-          <w:lang w:val="zh_CN" w:bidi="zh_CN"/>
-        </w:rPr>
-        <w:t>必须慢慢学会这个词的意义。你也可以使用一个对于与同属你语言群体 的人来说更有意义的词语。如果你的社群里有沐浴 的仪式，这个词在翻译洗礼时可能会有帮助。但是，要确保你了解你所在社群 的这个仪式的意义，并思考一下这个仪式的意义和圣经中洗礼的意义之间的区别。你可能需要解释一下，圣经中的洗礼和你所在社群的这个仪式有什么不同。</w:t>
+        <w:t>所以，从那时候开始，我们看到人们在一开始</w:t>
+      </w:r>
+      <w:hyperlink r:id="rId32">
+        <w:r>
+          <w:rPr>
+            <w:lang w:val="zh_CN" w:bidi="zh_CN"/>
+          </w:rPr>
+          <w:rPr>
+            <w:color w:val="0000EE"/>
+            <w:u w:val="single"/>
+          </w:rPr>
+          <w:t>相信</w:t>
+        </w:r>
+      </w:hyperlink>
+      <w:r>
+        <w:rPr>
+          <w:lang w:val="zh_CN" w:bidi="zh_CN"/>
+        </w:rPr>
+        <w:t>耶稣的时候，就接受洗礼。洗礼是他们悔改和需要得到</w:t>
+      </w:r>
+      <w:hyperlink r:id="rId33">
+        <w:r>
+          <w:rPr>
+            <w:lang w:val="zh_CN" w:bidi="zh_CN"/>
+          </w:rPr>
+          <w:rPr>
+            <w:color w:val="0000EE"/>
+            <w:u w:val="single"/>
+          </w:rPr>
+          <w:t>饶恕</w:t>
+        </w:r>
+      </w:hyperlink>
+      <w:r>
+        <w:rPr>
+          <w:lang w:val="zh_CN" w:bidi="zh_CN"/>
+        </w:rPr>
+        <w:t>的记号。但这也是表明他们现在属于耶稣并愿意跟随祂的记号。</w:t>
       </w:r>
     </w:p>
     <w:p>
@@ -799,7 +1005,189 @@
         <w:rPr>
           <w:lang w:val="zh_CN" w:bidi="zh_CN"/>
         </w:rPr>
+        <w:t>保罗在他的书信中解释说，当我们受洗时，就好像我们死了，然后又复活了。我们进入水中时是死，从水中上来时是复活。这是一个象征，表明我们的旧生命已经死了。我们现在拥有新生命，因为我们属于耶稣。耶稣为我们而死，并从死里复活。当我们受洗时，我们接受耶稣为我们死，并且我们成为新人，因为神赦免了我们。正如水能洗净我们身体上的污秽一样，耶稣也"洗净"了我们的</w:t>
+      </w:r>
+      <w:hyperlink r:id="rId34">
+        <w:r>
+          <w:rPr>
+            <w:lang w:val="zh_CN" w:bidi="zh_CN"/>
+          </w:rPr>
+          <w:rPr>
+            <w:color w:val="0000EE"/>
+            <w:u w:val="single"/>
+          </w:rPr>
+          <w:t>罪</w:t>
+        </w:r>
+      </w:hyperlink>
+      <w:r>
+        <w:rPr>
+          <w:lang w:val="zh_CN" w:bidi="zh_CN"/>
+        </w:rPr>
+        <w:t>。现在我们可以来亲近神了！</w:t>
+      </w:r>
+    </w:p>
+    <w:p>
+      <w:pPr/>
+      <w:r>
+        <w:rPr>
+          <w:lang w:val="zh_CN" w:bidi="zh_CN"/>
+        </w:rPr>
+      </w:r>
+      <w:r>
+        <w:rPr>
+          <w:lang w:val="zh_CN" w:bidi="zh_CN"/>
+        </w:rPr>
+        <w:t>洗礼仪式是一件只需要做一次的事情。</w:t>
+      </w:r>
+    </w:p>
+    <w:p>
+      <w:pPr/>
+      <w:r>
+        <w:rPr>
+          <w:lang w:val="zh_CN" w:bidi="zh_CN"/>
+        </w:rPr>
+      </w:r>
+      <w:r>
+        <w:rPr>
+          <w:b/>
+          <w:lang w:val="zh_CN" w:bidi="zh_CN"/>
+        </w:rPr>
+        <w:t>当你翻译洗礼时，要注意以下几个事项：</w:t>
+      </w:r>
+    </w:p>
+    <w:p>
+      <w:pPr/>
+      <w:r>
+        <w:rPr>
+          <w:lang w:val="zh_CN" w:bidi="zh_CN"/>
+        </w:rPr>
+      </w:r>
+      <w:r>
+        <w:rPr>
+          <w:lang w:val="zh_CN" w:bidi="zh_CN"/>
+        </w:rPr>
+        <w:t>洗礼这个词，以及给某人施洗，可能会很难翻译。许多人使用的词听起来像</w:t>
+      </w:r>
+      <w:hyperlink r:id="rId35">
+        <w:r>
+          <w:rPr>
+            <w:lang w:val="zh_CN" w:bidi="zh_CN"/>
+          </w:rPr>
+          <w:rPr>
+            <w:color w:val="0000EE"/>
+            <w:u w:val="single"/>
+          </w:rPr>
+          <w:t>希腊文</w:t>
+        </w:r>
+      </w:hyperlink>
+      <w:r>
+        <w:rPr>
+          <w:lang w:val="zh_CN" w:bidi="zh_CN"/>
+        </w:rPr>
+        <w:t>的baptizo。新</w:t>
+      </w:r>
+      <w:hyperlink r:id="rId36">
+        <w:r>
+          <w:rPr>
+            <w:lang w:val="zh_CN" w:bidi="zh_CN"/>
+          </w:rPr>
+          <w:rPr>
+            <w:color w:val="0000EE"/>
+            <w:u w:val="single"/>
+          </w:rPr>
+          <w:t>信徒</w:t>
+        </w:r>
+      </w:hyperlink>
+      <w:r>
+        <w:rPr>
+          <w:lang w:val="zh_CN" w:bidi="zh_CN"/>
+        </w:rPr>
+        <w:t>必须慢慢学会这个词的意义。你也可以使用一个对于与同属你语言群体的人来说更有意义的词语。如果你的社群里有沐浴的仪式，这个词在翻译洗礼时可能会有帮助。但是，要确保你了解你所在社群的这个仪式的意义，并思考一下这个仪式的意义和圣经中洗礼的意义之间的区别。你可能需要解释一下，圣经中的洗礼和你所在社群的这个仪式有什么不同。</w:t>
+      </w:r>
+    </w:p>
+    <w:p>
+      <w:pPr/>
+      <w:r>
+        <w:rPr>
+          <w:lang w:val="zh_CN" w:bidi="zh_CN"/>
+        </w:rPr>
+      </w:r>
+      <w:r>
+        <w:rPr>
+          <w:lang w:val="zh_CN" w:bidi="zh_CN"/>
+        </w:rPr>
         <w:t>你也可以使用一个听起来像baptizo的词，然后加入一个小片语来进一步解释它的意思。</w:t>
+      </w:r>
+      <w:r>
+        <w:rPr>
+          <w:lang w:val="zh_CN" w:bidi="zh_CN"/>
+        </w:rPr>
+      </w:r>
+      <w:r>
+        <w:rPr>
+          <w:lang w:val="zh_CN" w:bidi="zh_CN"/>
+        </w:rPr>
+      </w:r>
+    </w:p>
+    <w:p>
+      <w:pPr/>
+      <w:r>
+        <w:rPr>
+          <w:lang w:val="zh_CN" w:bidi="zh_CN"/>
+        </w:rPr>
+      </w:r>
+    </w:p>
+    <w:p>
+      <w:pPr>
+        <w:pStyle w:val="Heading2"/>
+      </w:pPr>
+      <w:r>
+        <w:rPr>
+          <w:lang w:val="zh_CN" w:bidi="zh_CN"/>
+        </w:rPr>
+        <w:t>洗礼</w:t>
+      </w:r>
+      <w:r>
+        <w:rPr>
+          <w:lang w:val="zh_CN" w:bidi="zh_CN"/>
+        </w:rPr>
+      </w:r>
+    </w:p>
+    <w:p>
+      <w:pPr>
+        <w:pStyle w:val="Heading4"/>
+      </w:pPr>
+      <w:r>
+        <w:rPr>
+          <w:lang w:val="zh_CN" w:bidi="zh_CN"/>
+        </w:rPr>
+        <w:t>Audio Content</w:t>
+      </w:r>
+    </w:p>
+    <w:p>
+      <w:pPr/>
+      <w:r>
+        <w:rPr>
+          <w:lang w:val="zh_CN" w:bidi="zh_CN"/>
+        </w:rPr>
+      </w:r>
+      <w:hyperlink r:id="rId21">
+        <w:r>
+          <w:rPr>
+            <w:lang w:val="zh_CN" w:bidi="zh_CN"/>
+          </w:rPr>
+          <w:rPr>
+            <w:color w:val="0000EE"/>
+            <w:u w:val="single"/>
+          </w:rPr>
+          <w:t>mp3 file</w:t>
+        </w:r>
+      </w:hyperlink>
+      <w:r>
+        <w:rPr>
+          <w:lang w:val="zh_CN" w:bidi="zh_CN"/>
+        </w:rPr>
+        <w:t xml:space="preserve"> (None KB)</w:t>
       </w:r>
       <w:r>
         <w:rPr>

--- a/zhs/docx/072.content.docx
+++ b/zhs/docx/072.content.docx
@@ -39,80 +39,37 @@
           <w:b/>
           <w:lang w:val="zh_CN" w:bidi="zh_CN"/>
         </w:rPr>
-        <w:t>Familiarization, Internalization, Articulation (Fia) Terms</w:t>
-      </w:r>
-      <w:r>
-        <w:rPr>
-          <w:lang w:val="zh_CN" w:bidi="zh_CN"/>
-        </w:rPr>
-        <w:t xml:space="preserve"> (Chinese (Simplified)) is based on: </w:t>
-      </w:r>
-      <w:r>
-        <w:rPr>
-          <w:lang w:val="zh_CN" w:bidi="zh_CN"/>
-        </w:rPr>
-        <w:t>Familiarization, Internalization, Articulation (Fia) Terms</w:t>
-      </w:r>
-      <w:r>
-        <w:rPr>
-          <w:lang w:val="zh_CN" w:bidi="zh_CN"/>
-        </w:rPr>
-        <w:t xml:space="preserve">, </w:t>
-      </w:r>
-      <w:hyperlink r:id="rId13">
-        <w:r>
-          <w:rPr>
-            <w:lang w:val="zh_CN" w:bidi="zh_CN"/>
-          </w:rPr>
-          <w:rPr>
-            <w:color w:val="0000EE"/>
-            <w:u w:val="single"/>
-          </w:rPr>
-          <w:t>SRV Partners</w:t>
-        </w:r>
-      </w:hyperlink>
-      <w:r>
-        <w:rPr>
-          <w:lang w:val="zh_CN" w:bidi="zh_CN"/>
-        </w:rPr>
-        <w:t xml:space="preserve">, 2023, which is licensed under a </w:t>
-      </w:r>
-      <w:hyperlink r:id="rId14">
-        <w:r>
-          <w:rPr>
-            <w:lang w:val="zh_CN" w:bidi="zh_CN"/>
-          </w:rPr>
-          <w:rPr>
-            <w:color w:val="0000EE"/>
-            <w:u w:val="single"/>
-          </w:rPr>
-          <w:t>CC BY-SA 4.0 license</w:t>
-        </w:r>
-      </w:hyperlink>
-      <w:r>
-        <w:rPr>
-          <w:lang w:val="zh_CN" w:bidi="zh_CN"/>
-        </w:rPr>
-        <w:t>.</w:t>
-      </w:r>
-      <w:r>
-        <w:rPr>
-          <w:lang w:val="zh_CN" w:bidi="zh_CN"/>
-        </w:rPr>
-      </w:r>
-    </w:p>
-    <w:p>
-      <w:pPr/>
-      <w:r>
-        <w:rPr>
-          <w:lang w:val="zh_CN" w:bidi="zh_CN"/>
-        </w:rPr>
-      </w:r>
-      <w:r>
-        <w:rPr>
-          <w:lang w:val="zh_CN" w:bidi="zh_CN"/>
-        </w:rPr>
-        <w:t>This PDF version is provided under the same license.</w:t>
+        <w:t>Familiarization, Internalization, Articulation (FIA) Key Terms</w:t>
+      </w:r>
+      <w:r>
+        <w:rPr>
+          <w:lang w:val="zh_CN" w:bidi="zh_CN"/>
+        </w:rPr>
+        <w:t xml:space="preserve"> © 2023 SRV Partners Released under CC BY-SA 4.0 license. </w:t>
+      </w:r>
+      <w:r>
+        <w:rPr>
+          <w:lang w:val="zh_CN" w:bidi="zh_CN"/>
+        </w:rPr>
+        <w:t>Familiarization, Internalization, Articulation (FIA) Key Terms</w:t>
+      </w:r>
+      <w:r>
+        <w:rPr>
+          <w:lang w:val="zh_CN" w:bidi="zh_CN"/>
+        </w:rPr>
+        <w:t xml:space="preserve"> has been adapted in the following languages Tok Pisin, عربي, Français, हिंदी, Bahasa Indonesia, Português, Русский, Español, Kiswahili, 简体中文 from </w:t>
+      </w:r>
+      <w:r>
+        <w:rPr>
+          <w:lang w:val="zh_CN" w:bidi="zh_CN"/>
+        </w:rPr>
+        <w:t>Familiarization, Internalization, Articulation (FIA)</w:t>
+      </w:r>
+      <w:r>
+        <w:rPr>
+          <w:lang w:val="zh_CN" w:bidi="zh_CN"/>
+        </w:rPr>
+        <w:t xml:space="preserve"> © 2023 SRV Partners. Released under CC BY-SA 4.0 license by Mission Mutual</w:t>
       </w:r>
       <w:r>
         <w:rPr>
@@ -267,7 +224,7 @@
         </w:rPr>
         <w:t>。希腊是位于我们现在称为欧洲地区南部的国家。在基督诞生前的几百年，希腊是当地最强大的</w:t>
       </w:r>
-      <w:hyperlink r:id="rId15">
+      <w:hyperlink r:id="rId13">
         <w:r>
           <w:rPr>
             <w:lang w:val="zh_CN" w:bidi="zh_CN"/>
@@ -285,7 +242,7 @@
         </w:rPr>
         <w:t>，希腊人统治著非常广大的领土。这片领土也包括</w:t>
       </w:r>
-      <w:hyperlink r:id="rId16">
+      <w:hyperlink r:id="rId14">
         <w:r>
           <w:rPr>
             <w:lang w:val="zh_CN" w:bidi="zh_CN"/>
@@ -317,7 +274,7 @@
         </w:rPr>
         <w:t>希腊文化对其它国家产生了很大的影响。许多人采用了希腊的习俗，并开始说希腊语。有些人甚至</w:t>
       </w:r>
-      <w:hyperlink r:id="rId17">
+      <w:hyperlink r:id="rId15">
         <w:r>
           <w:rPr>
             <w:lang w:val="zh_CN" w:bidi="zh_CN"/>
@@ -335,7 +292,7 @@
         </w:rPr>
         <w:t>希腊神明。在那段时间，甚至许多</w:t>
       </w:r>
-      <w:hyperlink r:id="rId18">
+      <w:hyperlink r:id="rId16">
         <w:r>
           <w:rPr>
             <w:lang w:val="zh_CN" w:bidi="zh_CN"/>
@@ -395,7 +352,7 @@
         </w:rPr>
         <w:t>因此，在新约圣经中，希腊人一词可以指属于希腊这个国家的人，也可以指采用希腊文化和语言的人。一个好的犹太人不会接受希腊文化，因为希腊文化涉及</w:t>
       </w:r>
-      <w:hyperlink r:id="rId19">
+      <w:hyperlink r:id="rId17">
         <w:r>
           <w:rPr>
             <w:lang w:val="zh_CN" w:bidi="zh_CN"/>
@@ -413,7 +370,7 @@
         </w:rPr>
         <w:t>崇拜，因此希腊文这个词开始被用来表示"任何非犹太人"。在这个意义上，"希腊人"一词有时可以与</w:t>
       </w:r>
-      <w:hyperlink r:id="rId20">
+      <w:hyperlink r:id="rId18">
         <w:r>
           <w:rPr>
             <w:lang w:val="zh_CN" w:bidi="zh_CN"/>
@@ -484,7 +441,7 @@
           <w:lang w:val="zh_CN" w:bidi="zh_CN"/>
         </w:rPr>
       </w:r>
-      <w:hyperlink r:id="rId21">
+      <w:hyperlink r:id="rId19">
         <w:r>
           <w:rPr>
             <w:lang w:val="zh_CN" w:bidi="zh_CN"/>
@@ -563,7 +520,7 @@
         </w:rPr>
         <w:t>这个词表示一群支持希律党家族的统治的人，这表示希律王、他的儿子希律和他的孙子希律。 罗马政府任命了这些统治者，所以希律党人也支持罗马政府。 从这个角度看，他们是</w:t>
       </w:r>
-      <w:hyperlink r:id="rId22">
+      <w:hyperlink r:id="rId20">
         <w:r>
           <w:rPr>
             <w:lang w:val="zh_CN" w:bidi="zh_CN"/>
@@ -634,7 +591,7 @@
           <w:lang w:val="zh_CN" w:bidi="zh_CN"/>
         </w:rPr>
       </w:r>
-      <w:hyperlink r:id="rId21">
+      <w:hyperlink r:id="rId19">
         <w:r>
           <w:rPr>
             <w:lang w:val="zh_CN" w:bidi="zh_CN"/>
@@ -727,7 +684,7 @@
         </w:rPr>
         <w:t>这个词具有特殊的宗教含义。在旧约中，</w:t>
       </w:r>
-      <w:hyperlink r:id="rId18">
+      <w:hyperlink r:id="rId16">
         <w:r>
           <w:rPr>
             <w:lang w:val="zh_CN" w:bidi="zh_CN"/>
@@ -739,7 +696,7 @@
           <w:t>犹太</w:t>
         </w:r>
       </w:hyperlink>
-      <w:hyperlink r:id="rId23">
+      <w:hyperlink r:id="rId21">
         <w:r>
           <w:rPr>
             <w:lang w:val="zh_CN" w:bidi="zh_CN"/>
@@ -757,7 +714,7 @@
         </w:rPr>
         <w:t>在神的</w:t>
       </w:r>
-      <w:hyperlink r:id="rId24">
+      <w:hyperlink r:id="rId22">
         <w:r>
           <w:rPr>
             <w:lang w:val="zh_CN" w:bidi="zh_CN"/>
@@ -775,7 +732,7 @@
         </w:rPr>
         <w:t>中工作之前，会先为自己施洗。这使他们"</w:t>
       </w:r>
-      <w:hyperlink r:id="rId25">
+      <w:hyperlink r:id="rId23">
         <w:r>
           <w:rPr>
             <w:lang w:val="zh_CN" w:bidi="zh_CN"/>
@@ -821,7 +778,7 @@
         </w:rPr>
         <w:t>当</w:t>
       </w:r>
-      <w:hyperlink r:id="rId26">
+      <w:hyperlink r:id="rId24">
         <w:r>
           <w:rPr>
             <w:lang w:val="zh_CN" w:bidi="zh_CN"/>
@@ -839,7 +796,7 @@
         </w:rPr>
         <w:t>来时，他做了一件新事，告诉所有的人他们都应该受洗。生为犹太人并不足以成为神的子民！所有人都需要</w:t>
       </w:r>
-      <w:hyperlink r:id="rId27">
+      <w:hyperlink r:id="rId25">
         <w:r>
           <w:rPr>
             <w:lang w:val="zh_CN" w:bidi="zh_CN"/>
@@ -871,7 +828,7 @@
         </w:rPr>
         <w:t>就在耶稣回到</w:t>
       </w:r>
-      <w:hyperlink r:id="rId28">
+      <w:hyperlink r:id="rId26">
         <w:r>
           <w:rPr>
             <w:lang w:val="zh_CN" w:bidi="zh_CN"/>
@@ -889,7 +846,7 @@
         </w:rPr>
         <w:t>之前，祂告诉祂的</w:t>
       </w:r>
-      <w:hyperlink r:id="rId29">
+      <w:hyperlink r:id="rId27">
         <w:r>
           <w:rPr>
             <w:lang w:val="zh_CN" w:bidi="zh_CN"/>
@@ -907,7 +864,7 @@
         </w:rPr>
         <w:t>们要去告诉各地的人，耶稣拥有高于一切之上</w:t>
       </w:r>
-      <w:hyperlink r:id="rId30">
+      <w:hyperlink r:id="rId28">
         <w:r>
           <w:rPr>
             <w:lang w:val="zh_CN" w:bidi="zh_CN"/>
@@ -925,7 +882,7 @@
         </w:rPr>
         <w:t>。耶稣告诉他们要使所有人都成为耶稣的门徒，并奉父、子、</w:t>
       </w:r>
-      <w:hyperlink r:id="rId31">
+      <w:hyperlink r:id="rId29">
         <w:r>
           <w:rPr>
             <w:lang w:val="zh_CN" w:bidi="zh_CN"/>
@@ -957,7 +914,7 @@
         </w:rPr>
         <w:t>所以，从那时候开始，我们看到人们在一开始</w:t>
       </w:r>
-      <w:hyperlink r:id="rId32">
+      <w:hyperlink r:id="rId30">
         <w:r>
           <w:rPr>
             <w:lang w:val="zh_CN" w:bidi="zh_CN"/>
@@ -975,7 +932,7 @@
         </w:rPr>
         <w:t>耶稣的时候，就接受洗礼。洗礼是他们悔改和需要得到</w:t>
       </w:r>
-      <w:hyperlink r:id="rId33">
+      <w:hyperlink r:id="rId31">
         <w:r>
           <w:rPr>
             <w:lang w:val="zh_CN" w:bidi="zh_CN"/>
@@ -1007,7 +964,7 @@
         </w:rPr>
         <w:t>保罗在他的书信中解释说，当我们受洗时，就好像我们死了，然后又复活了。我们进入水中时是死，从水中上来时是复活。这是一个象征，表明我们的旧生命已经死了。我们现在拥有新生命，因为我们属于耶稣。耶稣为我们而死，并从死里复活。当我们受洗时，我们接受耶稣为我们死，并且我们成为新人，因为神赦免了我们。正如水能洗净我们身体上的污秽一样，耶稣也"洗净"了我们的</w:t>
       </w:r>
-      <w:hyperlink r:id="rId34">
+      <w:hyperlink r:id="rId32">
         <w:r>
           <w:rPr>
             <w:lang w:val="zh_CN" w:bidi="zh_CN"/>
@@ -1068,7 +1025,7 @@
         </w:rPr>
         <w:t>洗礼这个词，以及给某人施洗，可能会很难翻译。许多人使用的词听起来像</w:t>
       </w:r>
-      <w:hyperlink r:id="rId35">
+      <w:hyperlink r:id="rId33">
         <w:r>
           <w:rPr>
             <w:lang w:val="zh_CN" w:bidi="zh_CN"/>
@@ -1086,7 +1043,7 @@
         </w:rPr>
         <w:t>的baptizo。新</w:t>
       </w:r>
-      <w:hyperlink r:id="rId36">
+      <w:hyperlink r:id="rId34">
         <w:r>
           <w:rPr>
             <w:lang w:val="zh_CN" w:bidi="zh_CN"/>
@@ -1171,7 +1128,7 @@
           <w:lang w:val="zh_CN" w:bidi="zh_CN"/>
         </w:rPr>
       </w:r>
-      <w:hyperlink r:id="rId21">
+      <w:hyperlink r:id="rId19">
         <w:r>
           <w:rPr>
             <w:lang w:val="zh_CN" w:bidi="zh_CN"/>

--- a/zhs/docx/072.content.docx
+++ b/zhs/docx/072.content.docx
@@ -45,7 +45,7 @@
         <w:rPr>
           <w:lang w:val="zh_CN" w:bidi="zh_CN"/>
         </w:rPr>
-        <w:t xml:space="preserve"> © 2023 SRV Partners Released under CC BY-SA 4.0 license. </w:t>
+        <w:t xml:space="preserve"> © 2025 Word Collective Released under CC BY-SA 4.0 license. </w:t>
       </w:r>
       <w:r>
         <w:rPr>
@@ -69,7 +69,7 @@
         <w:rPr>
           <w:lang w:val="zh_CN" w:bidi="zh_CN"/>
         </w:rPr>
-        <w:t xml:space="preserve"> © 2023 SRV Partners. Released under CC BY-SA 4.0 license by Mission Mutual</w:t>
+        <w:t xml:space="preserve"> © 2025 Word Collective. Released under CC BY-SA 4.0 license by Mission Mutual</w:t>
       </w:r>
       <w:r>
         <w:rPr>
